--- a/reports/six-goals-functional-tz-2026-07-20/tz-g3-7-for-igor.docx
+++ b/reports/six-goals-functional-tz-2026-07-20/tz-g3-7-for-igor.docx
@@ -2723,7 +2723,7 @@
           <w:color w:val="17202A"/>
           <w:sz w:val="22"/>
         </w:rPr>
-        <w:t>объяснить отсутствие результата безопасной формулировкой;</w:t>
+        <w:t>для country/city сначала вернуть regional_result_count=0; G3.2 может выполнить второй запрос eligible/ranking-контракта без географии, сохранив остальные фильтры; объяснить отсутствие регионального результата и передать fallback_scope=general;</w:t>
       </w:r>
     </w:p>
     <w:p>
@@ -2769,7 +2769,7 @@
           <w:color w:val="17202A"/>
           <w:sz w:val="22"/>
         </w:rPr>
-        <w:t>открыть общий каталог;</w:t>
+        <w:t>на regional surface разрешить общий eligible fallback только при нулевом regional result; карточки fallback не маркировать как локальные;</w:t>
       </w:r>
     </w:p>
     <w:p>
@@ -2815,7 +2815,7 @@
           <w:color w:val="17202A"/>
           <w:sz w:val="22"/>
         </w:rPr>
-        <w:t>предложить уведомление, если функция включена.</w:t>
+        <w:t>не создавать региональную подписку/уведомление о появлении Эксперта.</w:t>
       </w:r>
     </w:p>
     <w:p>
@@ -6165,7 +6165,7 @@
           <w:color w:val="31445A"/>
           <w:sz w:val="21"/>
         </w:rPr>
-        <w:t>1.0</w:t>
+        <w:t>1.1</w:t>
       </w:r>
     </w:p>
     <w:p>
@@ -6196,7 +6196,7 @@
           <w:color w:val="31445A"/>
           <w:sz w:val="21"/>
         </w:rPr>
-        <w:t>2026-07-29</w:t>
+        <w:t>2026-08-05</w:t>
       </w:r>
     </w:p>
     <w:p>
